--- a/Cours/6eme/SaintExupery/Chapitre_14_1/Documents/Chapitre 14 - Problèmes de valeurs inconnues (Complet).docx
+++ b/Cours/6eme/SaintExupery/Chapitre_14_1/Documents/Chapitre 14 - Problèmes de valeurs inconnues (Complet).docx
@@ -50,13 +50,7 @@
         <w:rPr>
           <w:lang w:eastAsia="fr-FR"/>
         </w:rPr>
-        <w:t xml:space="preserve">En sixième on utilise encore </w:t>
-      </w:r>
-      <w:r>
-        <w:rPr>
-          <w:lang w:eastAsia="fr-FR"/>
-        </w:rPr>
-        <w:t>des symboles</w:t>
+        <w:t>En sixième on utilise encore des symboles</w:t>
       </w:r>
       <w:r>
         <w:rPr>
@@ -138,7 +132,7 @@
         <w:t xml:space="preserve"> – </w:t>
       </w:r>
       <w:r>
-        <w:t>Notation</w:t>
+        <w:t>Schéma</w:t>
       </w:r>
       <w:r>
         <w:t xml:space="preserve"> </w:t>
@@ -409,6 +403,9 @@
         </w:rPr>
       </w:pPr>
       <w:r>
+        <w:rPr>
+          <w:noProof/>
+        </w:rPr>
         <w:drawing>
           <wp:inline distT="0" distB="0" distL="0" distR="0" wp14:anchorId="0F5950B0" wp14:editId="2C6F99EC">
             <wp:extent cx="1550352" cy="1296000"/>
@@ -591,13 +588,7 @@
       </w:r>
       <w:r>
         <w:br/>
-        <w:t xml:space="preserve">Un </w:t>
-      </w:r>
-      <w:r>
-        <w:t>baril</w:t>
-      </w:r>
-      <w:r>
-        <w:t xml:space="preserve"> pèse donc 108 ÷ 2 = 54 kg.</w:t>
+        <w:t>Un baril pèse donc 108 ÷ 2 = 54 kg.</w:t>
       </w:r>
       <w:r>
         <w:br/>
@@ -742,6 +733,9 @@
               <w:jc w:val="center"/>
             </w:pPr>
             <w:r>
+              <w:rPr>
+                <w:noProof/>
+              </w:rPr>
               <w:drawing>
                 <wp:inline distT="0" distB="0" distL="0" distR="0" wp14:anchorId="624F2336" wp14:editId="1106B592">
                   <wp:extent cx="685800" cy="685800"/>
@@ -796,6 +790,9 @@
               <w:jc w:val="center"/>
             </w:pPr>
             <w:r>
+              <w:rPr>
+                <w:noProof/>
+              </w:rPr>
               <w:drawing>
                 <wp:inline distT="0" distB="0" distL="0" distR="0" wp14:anchorId="68CE2A16" wp14:editId="48316D3A">
                   <wp:extent cx="1266825" cy="685800"/>
@@ -1092,10 +1089,7 @@
               <w:cnfStyle w:val="000000100000" w:firstRow="0" w:lastRow="0" w:firstColumn="0" w:lastColumn="0" w:oddVBand="0" w:evenVBand="0" w:oddHBand="1" w:evenHBand="0" w:firstRowFirstColumn="0" w:firstRowLastColumn="0" w:lastRowFirstColumn="0" w:lastRowLastColumn="0"/>
             </w:pPr>
             <w:r>
-              <w:t xml:space="preserve">= 4 + (3 </w:t>
-            </w:r>
-            <w:r>
-              <w:t xml:space="preserve">× </w:t>
+              <w:t xml:space="preserve">= 4 + (3 × </w:t>
             </w:r>
             <w:r>
               <w:rPr>
@@ -1163,10 +1157,7 @@
               <w:cnfStyle w:val="000000000000" w:firstRow="0" w:lastRow="0" w:firstColumn="0" w:lastColumn="0" w:oddVBand="0" w:evenVBand="0" w:oddHBand="0" w:evenHBand="0" w:firstRowFirstColumn="0" w:firstRowLastColumn="0" w:lastRowFirstColumn="0" w:lastRowLastColumn="0"/>
             </w:pPr>
             <w:r>
-              <w:t>= 4 + (3 ×</w:t>
-            </w:r>
-            <w:r>
-              <w:t xml:space="preserve"> </w:t>
+              <w:t xml:space="preserve">= 4 + (3 × </w:t>
             </w:r>
             <w:r>
               <w:rPr>
@@ -1234,10 +1225,7 @@
               <w:cnfStyle w:val="000000100000" w:firstRow="0" w:lastRow="0" w:firstColumn="0" w:lastColumn="0" w:oddVBand="0" w:evenVBand="0" w:oddHBand="1" w:evenHBand="0" w:firstRowFirstColumn="0" w:firstRowLastColumn="0" w:lastRowFirstColumn="0" w:lastRowLastColumn="0"/>
             </w:pPr>
             <w:r>
-              <w:t>= 4 + (3 ×</w:t>
-            </w:r>
-            <w:r>
-              <w:t xml:space="preserve"> </w:t>
+              <w:t xml:space="preserve">= 4 + (3 × </w:t>
             </w:r>
             <w:r>
               <w:rPr>
@@ -1304,10 +1292,7 @@
               <w:cnfStyle w:val="000000000000" w:firstRow="0" w:lastRow="0" w:firstColumn="0" w:lastColumn="0" w:oddVBand="0" w:evenVBand="0" w:oddHBand="0" w:evenHBand="0" w:firstRowFirstColumn="0" w:firstRowLastColumn="0" w:lastRowFirstColumn="0" w:lastRowLastColumn="0"/>
             </w:pPr>
             <w:r>
-              <w:t>= 4 + (3 ×</w:t>
-            </w:r>
-            <w:r>
-              <w:t xml:space="preserve"> </w:t>
+              <w:t xml:space="preserve">= 4 + (3 × </w:t>
             </w:r>
             <w:r>
               <w:rPr>
@@ -1375,10 +1360,7 @@
               <w:cnfStyle w:val="000000100000" w:firstRow="0" w:lastRow="0" w:firstColumn="0" w:lastColumn="0" w:oddVBand="0" w:evenVBand="0" w:oddHBand="1" w:evenHBand="0" w:firstRowFirstColumn="0" w:firstRowLastColumn="0" w:lastRowFirstColumn="0" w:lastRowLastColumn="0"/>
             </w:pPr>
             <w:r>
-              <w:t>= 4 + (3 ×</w:t>
-            </w:r>
-            <w:r>
-              <w:t xml:space="preserve"> </w:t>
+              <w:t xml:space="preserve">= 4 + (3 × </w:t>
             </w:r>
             <w:r>
               <w:rPr>
@@ -1445,10 +1427,7 @@
               <w:cnfStyle w:val="000000000000" w:firstRow="0" w:lastRow="0" w:firstColumn="0" w:lastColumn="0" w:oddVBand="0" w:evenVBand="0" w:oddHBand="0" w:evenHBand="0" w:firstRowFirstColumn="0" w:firstRowLastColumn="0" w:lastRowFirstColumn="0" w:lastRowLastColumn="0"/>
             </w:pPr>
             <w:r>
-              <w:t>= 4 + (3 ×</w:t>
-            </w:r>
-            <w:r>
-              <w:t xml:space="preserve"> </w:t>
+              <w:t xml:space="preserve">= 4 + (3 × </w:t>
             </w:r>
             <w:r>
               <w:rPr>
@@ -1467,13 +1446,7 @@
     </w:tbl>
     <w:p>
       <w:r>
-        <w:t>On obtient donc une formule permettant de trouver pour le motif 50</w:t>
-      </w:r>
-      <w:r>
-        <w:t>,</w:t>
-      </w:r>
-      <w:r>
-        <w:t xml:space="preserve"> par exemple : </w:t>
+        <w:t xml:space="preserve">On obtient donc une formule permettant de trouver pour le motif 50, par exemple : </w:t>
       </w:r>
       <w:r>
         <w:br/>
@@ -1490,13 +1463,7 @@
         <w:t>M</w:t>
       </w:r>
       <w:r>
-        <w:t xml:space="preserve"> le numéro du motif et </w:t>
-      </w:r>
-      <w:r>
-        <w:t>la formule obtenue</w:t>
-      </w:r>
-      <w:r>
-        <w:t xml:space="preserve"> est 4 + (3 × </w:t>
+        <w:t xml:space="preserve"> le numéro du motif et la formule obtenue est 4 + (3 × </w:t>
       </w:r>
       <w:r>
         <w:rPr>
